--- a/deliverables/房地产项目开发运营一线实务问答.docx
+++ b/deliverables/房地产项目开发运营一线实务问答.docx
@@ -557,6 +557,7 @@
     </w:p>
     <w:p>
       <w:pPr>
+        <w:pStyle w:val="Heading1"/>
         <w:spacing w:before="320" w:after="200" w:line="288" w:lineRule="auto"/>
         <w:pBdr>
           <w:bottom w:val="single" w:sz="12" w:space="4" w:color="1B365D"/>
@@ -755,6 +756,7 @@
     </w:p>
     <w:p>
       <w:pPr>
+        <w:pStyle w:val="Heading1"/>
         <w:spacing w:before="320" w:after="200" w:line="288" w:lineRule="auto"/>
         <w:pBdr>
           <w:bottom w:val="single" w:sz="12" w:space="4" w:color="1B365D"/>
@@ -1244,6 +1246,7 @@
     </w:p>
     <w:p>
       <w:pPr>
+        <w:pStyle w:val="Heading1"/>
         <w:spacing w:before="320" w:after="200" w:line="288" w:lineRule="auto"/>
         <w:pBdr>
           <w:bottom w:val="single" w:sz="12" w:space="4" w:color="1B365D"/>
@@ -1262,6 +1265,7 @@
     </w:p>
     <w:p>
       <w:pPr>
+        <w:pStyle w:val="Heading2"/>
         <w:spacing w:before="240" w:after="120" w:line="288" w:lineRule="auto"/>
       </w:pPr>
       <w:r>
@@ -1389,6 +1393,7 @@
     </w:p>
     <w:p>
       <w:pPr>
+        <w:pStyle w:val="Heading2"/>
         <w:spacing w:before="240" w:after="120" w:line="288" w:lineRule="auto"/>
       </w:pPr>
       <w:r>
@@ -1420,6 +1425,7 @@
     </w:p>
     <w:p>
       <w:pPr>
+        <w:pStyle w:val="Heading3"/>
         <w:spacing w:before="160" w:after="80" w:line="288" w:lineRule="auto"/>
       </w:pPr>
       <w:r>
@@ -1483,6 +1489,7 @@
     </w:p>
     <w:p>
       <w:pPr>
+        <w:pStyle w:val="Heading3"/>
         <w:spacing w:before="160" w:after="80" w:line="288" w:lineRule="auto"/>
       </w:pPr>
       <w:r>
@@ -2199,6 +2206,7 @@
     </w:p>
     <w:p>
       <w:pPr>
+        <w:pStyle w:val="Heading2"/>
         <w:spacing w:before="240" w:after="120" w:line="288" w:lineRule="auto"/>
       </w:pPr>
       <w:r>
@@ -2584,6 +2592,7 @@
     </w:p>
     <w:p>
       <w:pPr>
+        <w:pStyle w:val="Heading1"/>
         <w:spacing w:before="320" w:after="200" w:line="288" w:lineRule="auto"/>
         <w:pBdr>
           <w:bottom w:val="single" w:sz="12" w:space="4" w:color="1B365D"/>
@@ -2602,6 +2611,7 @@
     </w:p>
     <w:p>
       <w:pPr>
+        <w:pStyle w:val="Heading2"/>
         <w:spacing w:before="240" w:after="120" w:line="288" w:lineRule="auto"/>
       </w:pPr>
       <w:r>
@@ -2633,6 +2643,7 @@
     </w:p>
     <w:p>
       <w:pPr>
+        <w:pStyle w:val="Heading3"/>
         <w:spacing w:before="160" w:after="80" w:line="288" w:lineRule="auto"/>
       </w:pPr>
       <w:r>
@@ -2680,6 +2691,7 @@
     </w:p>
     <w:p>
       <w:pPr>
+        <w:pStyle w:val="Heading3"/>
         <w:spacing w:before="160" w:after="80" w:line="288" w:lineRule="auto"/>
       </w:pPr>
       <w:r>
@@ -2771,6 +2783,7 @@
     </w:p>
     <w:p>
       <w:pPr>
+        <w:pStyle w:val="Heading2"/>
         <w:spacing w:before="240" w:after="120" w:line="288" w:lineRule="auto"/>
       </w:pPr>
       <w:r>
@@ -3781,6 +3794,7 @@
     </w:p>
     <w:p>
       <w:pPr>
+        <w:pStyle w:val="Heading2"/>
         <w:spacing w:before="240" w:after="120" w:line="288" w:lineRule="auto"/>
       </w:pPr>
       <w:r>
@@ -4657,6 +4671,7 @@
     </w:p>
     <w:p>
       <w:pPr>
+        <w:pStyle w:val="Heading3"/>
         <w:spacing w:before="160" w:after="80" w:line="288" w:lineRule="auto"/>
       </w:pPr>
       <w:r>
@@ -4752,6 +4767,7 @@
     </w:p>
     <w:p>
       <w:pPr>
+        <w:pStyle w:val="Heading2"/>
         <w:spacing w:before="240" w:after="120" w:line="288" w:lineRule="auto"/>
       </w:pPr>
       <w:r>
@@ -4799,6 +4815,7 @@
     </w:p>
     <w:p>
       <w:pPr>
+        <w:pStyle w:val="Heading3"/>
         <w:spacing w:before="160" w:after="80" w:line="288" w:lineRule="auto"/>
       </w:pPr>
       <w:r>
@@ -4943,6 +4960,7 @@
     </w:p>
     <w:p>
       <w:pPr>
+        <w:pStyle w:val="Heading1"/>
         <w:spacing w:before="320" w:after="200" w:line="288" w:lineRule="auto"/>
         <w:pBdr>
           <w:bottom w:val="single" w:sz="12" w:space="4" w:color="1B365D"/>
@@ -4977,6 +4995,7 @@
     </w:p>
     <w:p>
       <w:pPr>
+        <w:pStyle w:val="Heading2"/>
         <w:spacing w:before="240" w:after="120" w:line="288" w:lineRule="auto"/>
       </w:pPr>
       <w:r>
@@ -5633,6 +5652,7 @@
     </w:p>
     <w:p>
       <w:pPr>
+        <w:pStyle w:val="Heading2"/>
         <w:spacing w:before="240" w:after="120" w:line="288" w:lineRule="auto"/>
       </w:pPr>
       <w:r>
@@ -5744,6 +5764,7 @@
     </w:p>
     <w:p>
       <w:pPr>
+        <w:pStyle w:val="Heading2"/>
         <w:spacing w:before="240" w:after="120" w:line="288" w:lineRule="auto"/>
       </w:pPr>
       <w:r>
@@ -5759,6 +5780,7 @@
     </w:p>
     <w:p>
       <w:pPr>
+        <w:pStyle w:val="Heading3"/>
         <w:spacing w:before="160" w:after="80" w:line="288" w:lineRule="auto"/>
       </w:pPr>
       <w:r>
@@ -6358,6 +6380,7 @@
     </w:p>
     <w:p>
       <w:pPr>
+        <w:pStyle w:val="Heading3"/>
         <w:spacing w:before="160" w:after="80" w:line="288" w:lineRule="auto"/>
       </w:pPr>
       <w:r>
@@ -6469,6 +6492,7 @@
     </w:p>
     <w:p>
       <w:pPr>
+        <w:pStyle w:val="Heading3"/>
         <w:spacing w:before="160" w:after="80" w:line="288" w:lineRule="auto"/>
       </w:pPr>
       <w:r>
@@ -6624,6 +6648,7 @@
     </w:p>
     <w:p>
       <w:pPr>
+        <w:pStyle w:val="Heading2"/>
         <w:spacing w:before="240" w:after="120" w:line="288" w:lineRule="auto"/>
       </w:pPr>
       <w:r>
@@ -6731,6 +6756,7 @@
     </w:p>
     <w:p>
       <w:pPr>
+        <w:pStyle w:val="Heading2"/>
         <w:spacing w:before="240" w:after="120" w:line="288" w:lineRule="auto"/>
       </w:pPr>
       <w:r>
@@ -7253,6 +7279,7 @@
     </w:p>
     <w:p>
       <w:pPr>
+        <w:pStyle w:val="Heading2"/>
         <w:spacing w:before="240" w:after="120" w:line="288" w:lineRule="auto"/>
       </w:pPr>
       <w:r>
@@ -7353,6 +7380,7 @@
     </w:p>
     <w:p>
       <w:pPr>
+        <w:pStyle w:val="Heading1"/>
         <w:spacing w:before="320" w:after="200" w:line="288" w:lineRule="auto"/>
         <w:pBdr>
           <w:bottom w:val="single" w:sz="12" w:space="4" w:color="1B365D"/>
@@ -7371,6 +7399,7 @@
     </w:p>
     <w:p>
       <w:pPr>
+        <w:pStyle w:val="Heading2"/>
         <w:spacing w:before="240" w:after="120" w:line="288" w:lineRule="auto"/>
       </w:pPr>
       <w:r>
@@ -8157,6 +8186,7 @@
     </w:p>
     <w:p>
       <w:pPr>
+        <w:pStyle w:val="Heading2"/>
         <w:spacing w:before="240" w:after="120" w:line="288" w:lineRule="auto"/>
       </w:pPr>
       <w:r>
@@ -8360,6 +8390,7 @@
     </w:p>
     <w:p>
       <w:pPr>
+        <w:pStyle w:val="Heading2"/>
         <w:spacing w:before="240" w:after="120" w:line="288" w:lineRule="auto"/>
       </w:pPr>
       <w:r>
@@ -8391,6 +8422,7 @@
     </w:p>
     <w:p>
       <w:pPr>
+        <w:pStyle w:val="Heading3"/>
         <w:spacing w:before="160" w:after="80" w:line="288" w:lineRule="auto"/>
       </w:pPr>
       <w:r>
@@ -8422,6 +8454,7 @@
     </w:p>
     <w:p>
       <w:pPr>
+        <w:pStyle w:val="Heading3"/>
         <w:spacing w:before="160" w:after="80" w:line="288" w:lineRule="auto"/>
       </w:pPr>
       <w:r>
@@ -8453,6 +8486,7 @@
     </w:p>
     <w:p>
       <w:pPr>
+        <w:pStyle w:val="Heading3"/>
         <w:spacing w:before="160" w:after="80" w:line="288" w:lineRule="auto"/>
       </w:pPr>
       <w:r>
@@ -8484,6 +8518,7 @@
     </w:p>
     <w:p>
       <w:pPr>
+        <w:pStyle w:val="Heading3"/>
         <w:spacing w:before="160" w:after="80" w:line="288" w:lineRule="auto"/>
       </w:pPr>
       <w:r>
@@ -8531,6 +8566,7 @@
     </w:p>
     <w:p>
       <w:pPr>
+        <w:pStyle w:val="Heading2"/>
         <w:spacing w:before="240" w:after="120" w:line="288" w:lineRule="auto"/>
       </w:pPr>
       <w:r>
@@ -9080,6 +9116,7 @@
     </w:p>
     <w:p>
       <w:pPr>
+        <w:pStyle w:val="Heading1"/>
         <w:spacing w:before="320" w:after="200" w:line="288" w:lineRule="auto"/>
         <w:pBdr>
           <w:bottom w:val="single" w:sz="12" w:space="4" w:color="1B365D"/>
@@ -9098,6 +9135,7 @@
     </w:p>
     <w:p>
       <w:pPr>
+        <w:pStyle w:val="Heading2"/>
         <w:spacing w:before="240" w:after="120" w:line="288" w:lineRule="auto"/>
       </w:pPr>
       <w:r>
@@ -9145,6 +9183,7 @@
     </w:p>
     <w:p>
       <w:pPr>
+        <w:pStyle w:val="Heading2"/>
         <w:spacing w:before="240" w:after="120" w:line="288" w:lineRule="auto"/>
       </w:pPr>
       <w:r>
@@ -9272,6 +9311,7 @@
     </w:p>
     <w:p>
       <w:pPr>
+        <w:pStyle w:val="Heading2"/>
         <w:spacing w:before="240" w:after="120" w:line="288" w:lineRule="auto"/>
       </w:pPr>
       <w:r>
@@ -10334,6 +10374,7 @@
     </w:p>
     <w:p>
       <w:pPr>
+        <w:pStyle w:val="Heading1"/>
         <w:spacing w:before="320" w:after="200" w:line="288" w:lineRule="auto"/>
         <w:pBdr>
           <w:bottom w:val="single" w:sz="12" w:space="4" w:color="1B365D"/>
@@ -10352,6 +10393,7 @@
     </w:p>
     <w:p>
       <w:pPr>
+        <w:pStyle w:val="Heading2"/>
         <w:spacing w:before="240" w:after="120" w:line="288" w:lineRule="auto"/>
       </w:pPr>
       <w:r>
@@ -11040,6 +11082,7 @@
     </w:p>
     <w:p>
       <w:pPr>
+        <w:pStyle w:val="Heading2"/>
         <w:spacing w:before="240" w:after="120" w:line="288" w:lineRule="auto"/>
       </w:pPr>
       <w:r>
@@ -11167,6 +11210,7 @@
     </w:p>
     <w:p>
       <w:pPr>
+        <w:pStyle w:val="Heading2"/>
         <w:spacing w:before="240" w:after="120" w:line="288" w:lineRule="auto"/>
       </w:pPr>
       <w:r>
@@ -11327,6 +11371,7 @@
     </w:p>
     <w:p>
       <w:pPr>
+        <w:pStyle w:val="Heading1"/>
         <w:spacing w:before="320" w:after="200" w:line="288" w:lineRule="auto"/>
         <w:pBdr>
           <w:bottom w:val="single" w:sz="12" w:space="4" w:color="1B365D"/>
@@ -11345,6 +11390,7 @@
     </w:p>
     <w:p>
       <w:pPr>
+        <w:pStyle w:val="Heading2"/>
         <w:spacing w:before="240" w:after="120" w:line="288" w:lineRule="auto"/>
       </w:pPr>
       <w:r>
@@ -11376,6 +11422,7 @@
     </w:p>
     <w:p>
       <w:pPr>
+        <w:pStyle w:val="Heading2"/>
         <w:spacing w:before="240" w:after="120" w:line="288" w:lineRule="auto"/>
       </w:pPr>
       <w:r>
@@ -11455,6 +11502,7 @@
     </w:p>
     <w:p>
       <w:pPr>
+        <w:pStyle w:val="Heading2"/>
         <w:spacing w:before="240" w:after="120" w:line="288" w:lineRule="auto"/>
       </w:pPr>
       <w:r>
@@ -12321,6 +12369,7 @@
     </w:p>
     <w:p>
       <w:pPr>
+        <w:pStyle w:val="Heading2"/>
         <w:spacing w:before="240" w:after="120" w:line="288" w:lineRule="auto"/>
       </w:pPr>
       <w:r>
@@ -12465,6 +12514,7 @@
     </w:p>
     <w:p>
       <w:pPr>
+        <w:pStyle w:val="Heading1"/>
         <w:spacing w:before="320" w:after="200" w:line="288" w:lineRule="auto"/>
         <w:pBdr>
           <w:bottom w:val="single" w:sz="12" w:space="4" w:color="1B365D"/>
@@ -12499,6 +12549,7 @@
     </w:p>
     <w:p>
       <w:pPr>
+        <w:pStyle w:val="Heading2"/>
         <w:spacing w:before="240" w:after="120" w:line="288" w:lineRule="auto"/>
       </w:pPr>
       <w:r>
@@ -14586,6 +14637,7 @@
     </w:p>
     <w:p>
       <w:pPr>
+        <w:pStyle w:val="Heading2"/>
         <w:spacing w:before="240" w:after="120" w:line="288" w:lineRule="auto"/>
       </w:pPr>
       <w:r>
@@ -14601,6 +14653,7 @@
     </w:p>
     <w:p>
       <w:pPr>
+        <w:pStyle w:val="Heading3"/>
         <w:spacing w:before="160" w:after="80" w:line="288" w:lineRule="auto"/>
       </w:pPr>
       <w:r>
@@ -14632,6 +14685,7 @@
     </w:p>
     <w:p>
       <w:pPr>
+        <w:pStyle w:val="Heading3"/>
         <w:spacing w:before="160" w:after="80" w:line="288" w:lineRule="auto"/>
       </w:pPr>
       <w:r>
@@ -14663,6 +14717,7 @@
     </w:p>
     <w:p>
       <w:pPr>
+        <w:pStyle w:val="Heading3"/>
         <w:spacing w:before="160" w:after="80" w:line="288" w:lineRule="auto"/>
       </w:pPr>
       <w:r>
@@ -14694,6 +14749,7 @@
     </w:p>
     <w:p>
       <w:pPr>
+        <w:pStyle w:val="Heading3"/>
         <w:spacing w:before="160" w:after="80" w:line="288" w:lineRule="auto"/>
       </w:pPr>
       <w:r>
@@ -14725,6 +14781,7 @@
     </w:p>
     <w:p>
       <w:pPr>
+        <w:pStyle w:val="Heading3"/>
         <w:spacing w:before="160" w:after="80" w:line="288" w:lineRule="auto"/>
       </w:pPr>
       <w:r>
@@ -14756,6 +14813,7 @@
     </w:p>
     <w:p>
       <w:pPr>
+        <w:pStyle w:val="Heading3"/>
         <w:spacing w:before="160" w:after="80" w:line="288" w:lineRule="auto"/>
       </w:pPr>
       <w:r>
@@ -14787,6 +14845,7 @@
     </w:p>
     <w:p>
       <w:pPr>
+        <w:pStyle w:val="Heading3"/>
         <w:spacing w:before="160" w:after="80" w:line="288" w:lineRule="auto"/>
       </w:pPr>
       <w:r>
@@ -14818,6 +14877,7 @@
     </w:p>
     <w:p>
       <w:pPr>
+        <w:pStyle w:val="Heading3"/>
         <w:spacing w:before="160" w:after="80" w:line="288" w:lineRule="auto"/>
       </w:pPr>
       <w:r>
@@ -14849,6 +14909,7 @@
     </w:p>
     <w:p>
       <w:pPr>
+        <w:pStyle w:val="Heading3"/>
         <w:spacing w:before="160" w:after="80" w:line="288" w:lineRule="auto"/>
       </w:pPr>
       <w:r>
@@ -14880,6 +14941,7 @@
     </w:p>
     <w:p>
       <w:pPr>
+        <w:pStyle w:val="Heading2"/>
         <w:spacing w:before="240" w:after="120" w:line="288" w:lineRule="auto"/>
       </w:pPr>
       <w:r>
@@ -15008,6 +15070,7 @@
     </w:p>
     <w:p>
       <w:pPr>
+        <w:pStyle w:val="Heading1"/>
         <w:spacing w:before="320" w:after="200" w:line="288" w:lineRule="auto"/>
         <w:pBdr>
           <w:bottom w:val="single" w:sz="12" w:space="4" w:color="1B365D"/>
@@ -15042,6 +15105,7 @@
     </w:p>
     <w:p>
       <w:pPr>
+        <w:pStyle w:val="Heading2"/>
         <w:spacing w:before="240" w:after="120" w:line="288" w:lineRule="auto"/>
       </w:pPr>
       <w:r>
@@ -15536,6 +15600,7 @@
     </w:p>
     <w:p>
       <w:pPr>
+        <w:pStyle w:val="Heading2"/>
         <w:spacing w:before="240" w:after="120" w:line="288" w:lineRule="auto"/>
       </w:pPr>
       <w:r>
@@ -16364,6 +16429,7 @@
     </w:p>
     <w:p>
       <w:pPr>
+        <w:pStyle w:val="Heading2"/>
         <w:spacing w:before="240" w:after="120" w:line="288" w:lineRule="auto"/>
       </w:pPr>
       <w:r>
@@ -16400,6 +16466,7 @@
     </w:p>
     <w:p>
       <w:pPr>
+        <w:pStyle w:val="Heading1"/>
         <w:spacing w:before="320" w:after="200" w:line="288" w:lineRule="auto"/>
         <w:pBdr>
           <w:bottom w:val="single" w:sz="12" w:space="4" w:color="1B365D"/>
@@ -16567,6 +16634,7 @@
     </w:p>
     <w:p>
       <w:pPr>
+        <w:pStyle w:val="Heading1"/>
         <w:spacing w:before="320" w:after="200" w:line="288" w:lineRule="auto"/>
         <w:pBdr>
           <w:bottom w:val="single" w:sz="12" w:space="4" w:color="1B365D"/>
@@ -17158,9 +17226,12 @@
     <w:sectPr>
       <w:headerReference w:type="default" r:id="rId9"/>
       <w:footerReference w:type="default" r:id="rId10"/>
+      <w:headerReference w:type="first" r:id="rId11"/>
+      <w:footerReference w:type="first" r:id="rId12"/>
       <w:pgSz w:w="11906" w:h="16838"/>
       <w:pgMar w:top="1361" w:right="1417" w:bottom="1247" w:left="1417" w:header="680" w:footer="680" w:gutter="0"/>
       <w:cols w:space="720"/>
+      <w:titlePg/>
       <w:docGrid w:linePitch="360"/>
     </w:sectPr>
   </w:body>
@@ -17212,6 +17283,17 @@
 </w:ftr>
 </file>
 
+<file path=word/footer2.xml><?xml version="1.0" encoding="utf-8"?>
+<w:ftr xmlns:m="http://schemas.openxmlformats.org/officeDocument/2006/math" xmlns:mc="http://schemas.openxmlformats.org/markup-compatibility/2006" xmlns:mo="http://schemas.microsoft.com/office/mac/office/2008/main" xmlns:mv="urn:schemas-microsoft-com:mac:vml" xmlns:o="urn:schemas-microsoft-com:office:office" xmlns:r="http://schemas.openxmlformats.org/officeDocument/2006/relationships" xmlns:v="urn:schemas-microsoft-com:vml" xmlns:w10="urn:schemas-microsoft-com:office:word" xmlns:w14="http://schemas.microsoft.com/office/word/2010/wordml" xmlns:w="http://schemas.openxmlformats.org/wordprocessingml/2006/main" xmlns:wne="http://schemas.microsoft.com/office/word/2006/wordml" xmlns:wp14="http://schemas.microsoft.com/office/word/2010/wordprocessingDrawing" xmlns:wp="http://schemas.openxmlformats.org/drawingml/2006/wordprocessingDrawing" xmlns:wpc="http://schemas.microsoft.com/office/word/2010/wordprocessingCanvas" xmlns:wpg="http://schemas.microsoft.com/office/word/2010/wordprocessingGroup" xmlns:wpi="http://schemas.microsoft.com/office/word/2010/wordprocessingInk" xmlns:wps="http://schemas.microsoft.com/office/word/2010/wordprocessingShape" mc:Ignorable="w14 wp14">
+  <w:p>
+    <w:pPr>
+      <w:pStyle w:val="Footer"/>
+    </w:pPr>
+    <w:r/>
+  </w:p>
+</w:ftr>
+</file>
+
 <file path=word/header1.xml><?xml version="1.0" encoding="utf-8"?>
 <w:hdr xmlns:m="http://schemas.openxmlformats.org/officeDocument/2006/math" xmlns:mc="http://schemas.openxmlformats.org/markup-compatibility/2006" xmlns:mo="http://schemas.microsoft.com/office/mac/office/2008/main" xmlns:mv="urn:schemas-microsoft-com:mac:vml" xmlns:o="urn:schemas-microsoft-com:office:office" xmlns:r="http://schemas.openxmlformats.org/officeDocument/2006/relationships" xmlns:v="urn:schemas-microsoft-com:vml" xmlns:w10="urn:schemas-microsoft-com:office:word" xmlns:w14="http://schemas.microsoft.com/office/word/2010/wordml" xmlns:w="http://schemas.openxmlformats.org/wordprocessingml/2006/main" xmlns:wne="http://schemas.microsoft.com/office/word/2006/wordml" xmlns:wp14="http://schemas.microsoft.com/office/word/2010/wordprocessingDrawing" xmlns:wp="http://schemas.openxmlformats.org/drawingml/2006/wordprocessingDrawing" xmlns:wpc="http://schemas.microsoft.com/office/word/2010/wordprocessingCanvas" xmlns:wpg="http://schemas.microsoft.com/office/word/2010/wordprocessingGroup" xmlns:wpi="http://schemas.microsoft.com/office/word/2010/wordprocessingInk" xmlns:wps="http://schemas.microsoft.com/office/word/2010/wordprocessingShape" mc:Ignorable="w14 wp14">
   <w:p>
@@ -17229,6 +17311,17 @@
       </w:rPr>
       <w:t>房地产项目开发运营一线实务问答  ·  投资与运营口径</w:t>
     </w:r>
+  </w:p>
+</w:hdr>
+</file>
+
+<file path=word/header2.xml><?xml version="1.0" encoding="utf-8"?>
+<w:hdr xmlns:m="http://schemas.openxmlformats.org/officeDocument/2006/math" xmlns:mc="http://schemas.openxmlformats.org/markup-compatibility/2006" xmlns:mo="http://schemas.microsoft.com/office/mac/office/2008/main" xmlns:mv="urn:schemas-microsoft-com:mac:vml" xmlns:o="urn:schemas-microsoft-com:office:office" xmlns:r="http://schemas.openxmlformats.org/officeDocument/2006/relationships" xmlns:v="urn:schemas-microsoft-com:vml" xmlns:w10="urn:schemas-microsoft-com:office:word" xmlns:w14="http://schemas.microsoft.com/office/word/2010/wordml" xmlns:w="http://schemas.openxmlformats.org/wordprocessingml/2006/main" xmlns:wne="http://schemas.microsoft.com/office/word/2006/wordml" xmlns:wp14="http://schemas.microsoft.com/office/word/2010/wordprocessingDrawing" xmlns:wp="http://schemas.openxmlformats.org/drawingml/2006/wordprocessingDrawing" xmlns:wpc="http://schemas.microsoft.com/office/word/2010/wordprocessingCanvas" xmlns:wpg="http://schemas.microsoft.com/office/word/2010/wordprocessingGroup" xmlns:wpi="http://schemas.microsoft.com/office/word/2010/wordprocessingInk" xmlns:wps="http://schemas.microsoft.com/office/word/2010/wordprocessingShape" mc:Ignorable="w14 wp14">
+  <w:p>
+    <w:pPr>
+      <w:pStyle w:val="Header"/>
+    </w:pPr>
+    <w:r/>
   </w:p>
 </w:hdr>
 </file>
